--- a/RESUMEN-PROYECTO-LexFive.docx
+++ b/RESUMEN-PROYECTO-LexFive.docx
@@ -1110,6 +1110,29 @@
     </w:p>
     <w:p>
       <w:pPr>
+        <w:spacing w:before="0" w:after="40"/>
+        <w:ind w:left="360"/>
+      </w:pPr>
+      <w:r>
+        <w:rPr>
+          <w:b/>
+          <w:color w:val="A8853C"/>
+          <w:sz w:val="21"/>
+          <w:szCs w:val="21"/>
+        </w:rPr>
+        <w:t xml:space="preserve">•  </w:t>
+      </w:r>
+      <w:r>
+        <w:rPr>
+          <w:color w:val="1A2330"/>
+          <w:sz w:val="21"/>
+          <w:szCs w:val="21"/>
+        </w:rPr>
+        <w:t xml:space="preserve">10 a 24 — etapas siguientes: branding compartido y en tiempo real, gestión avanzada (tareas, plazos, honorarios y pagos), plantillas, privacidad del personal, papeleras, recibos correlativos, credenciales en la nube, registro de horas, suscripciones push y notificaciones in-app + estado de cuenta del cliente (24_notificaciones_estado_cuenta.sql).</w:t>
+      </w:r>
+    </w:p>
+    <w:p>
+      <w:pPr>
         <w:spacing w:before="200" w:after="80"/>
       </w:pPr>
       <w:r>
@@ -1589,6 +1612,227 @@
     </w:p>
     <w:p>
       <w:pPr>
+        <w:spacing w:before="120" w:after="60"/>
+      </w:pPr>
+      <w:r>
+        <w:rPr>
+          <w:b/>
+          <w:color w:val="16273D"/>
+          <w:sz w:val="24"/>
+          <w:szCs w:val="24"/>
+        </w:rPr>
+        <w:t xml:space="preserve">Funciones de etapas posteriores</w:t>
+      </w:r>
+    </w:p>
+    <w:p>
+      <w:pPr>
+        <w:spacing w:before="0" w:after="40"/>
+        <w:ind w:left="360"/>
+      </w:pPr>
+      <w:r>
+        <w:rPr>
+          <w:b/>
+          <w:color w:val="A8853C"/>
+          <w:sz w:val="21"/>
+          <w:szCs w:val="21"/>
+        </w:rPr>
+        <w:t xml:space="preserve">•  </w:t>
+      </w:r>
+      <w:r>
+        <w:rPr>
+          <w:color w:val="1A2330"/>
+          <w:sz w:val="21"/>
+          <w:szCs w:val="21"/>
+        </w:rPr>
+        <w:t xml:space="preserve">Agenda/calendario con exportación de un evento o de todo el mes a calendario (.ics).</w:t>
+      </w:r>
+    </w:p>
+    <w:p>
+      <w:pPr>
+        <w:spacing w:before="0" w:after="40"/>
+        <w:ind w:left="360"/>
+      </w:pPr>
+      <w:r>
+        <w:rPr>
+          <w:b/>
+          <w:color w:val="A8853C"/>
+          <w:sz w:val="21"/>
+          <w:szCs w:val="21"/>
+        </w:rPr>
+        <w:t xml:space="preserve">•  </w:t>
+      </w:r>
+      <w:r>
+        <w:rPr>
+          <w:color w:val="1A2330"/>
+          <w:sz w:val="21"/>
+          <w:szCs w:val="21"/>
+        </w:rPr>
+        <w:t xml:space="preserve">Tareas/pendientes (tablero) con prioridad, vencimiento, responsable y filtros.</w:t>
+      </w:r>
+    </w:p>
+    <w:p>
+      <w:pPr>
+        <w:spacing w:before="0" w:after="40"/>
+        <w:ind w:left="360"/>
+      </w:pPr>
+      <w:r>
+        <w:rPr>
+          <w:b/>
+          <w:color w:val="A8853C"/>
+          <w:sz w:val="21"/>
+          <w:szCs w:val="21"/>
+        </w:rPr>
+        <w:t xml:space="preserve">•  </w:t>
+      </w:r>
+      <w:r>
+        <w:rPr>
+          <w:color w:val="1A2330"/>
+          <w:sz w:val="21"/>
+          <w:szCs w:val="21"/>
+        </w:rPr>
+        <w:t xml:space="preserve">Honorarios y pagos con saldo, cartera, reportes (tasa de cobranza, casos por mes) y recibos numerados imprimibles.</w:t>
+      </w:r>
+    </w:p>
+    <w:p>
+      <w:pPr>
+        <w:spacing w:before="0" w:after="40"/>
+        <w:ind w:left="360"/>
+      </w:pPr>
+      <w:r>
+        <w:rPr>
+          <w:b/>
+          <w:color w:val="A8853C"/>
+          <w:sz w:val="21"/>
+          <w:szCs w:val="21"/>
+        </w:rPr>
+        <w:t xml:space="preserve">•  </w:t>
+      </w:r>
+      <w:r>
+        <w:rPr>
+          <w:color w:val="1A2330"/>
+          <w:sz w:val="21"/>
+          <w:szCs w:val="21"/>
+        </w:rPr>
+        <w:t xml:space="preserve">Plantillas de memoriales con campos automáticos; papeleras de procesos y clientes.</w:t>
+      </w:r>
+    </w:p>
+    <w:p>
+      <w:pPr>
+        <w:spacing w:before="0" w:after="40"/>
+        <w:ind w:left="360"/>
+      </w:pPr>
+      <w:r>
+        <w:rPr>
+          <w:b/>
+          <w:color w:val="A8853C"/>
+          <w:sz w:val="21"/>
+          <w:szCs w:val="21"/>
+        </w:rPr>
+        <w:t xml:space="preserve">•  </w:t>
+      </w:r>
+      <w:r>
+        <w:rPr>
+          <w:color w:val="1A2330"/>
+          <w:sz w:val="21"/>
+          <w:szCs w:val="21"/>
+        </w:rPr>
+        <w:t xml:space="preserve">Branding (logo y sello) compartido y en tiempo real, con pestaña «Sellos y logos» y vista previa en grande; sello impreso directamente en la credencial (frente y reverso).</w:t>
+      </w:r>
+    </w:p>
+    <w:p>
+      <w:pPr>
+        <w:spacing w:before="0" w:after="40"/>
+        <w:ind w:left="360"/>
+      </w:pPr>
+      <w:r>
+        <w:rPr>
+          <w:b/>
+          <w:color w:val="A8853C"/>
+          <w:sz w:val="21"/>
+          <w:szCs w:val="21"/>
+        </w:rPr>
+        <w:t xml:space="preserve">•  </w:t>
+      </w:r>
+      <w:r>
+        <w:rPr>
+          <w:color w:val="1A2330"/>
+          <w:sz w:val="21"/>
+          <w:szCs w:val="21"/>
+        </w:rPr>
+        <w:t xml:space="preserve">Dashboard con «Mis pendientes», «Mi agenda», contadores en el menú y gráficos (incl. ingresos por mes).</w:t>
+      </w:r>
+    </w:p>
+    <w:p>
+      <w:pPr>
+        <w:spacing w:before="0" w:after="40"/>
+        <w:ind w:left="360"/>
+      </w:pPr>
+      <w:r>
+        <w:rPr>
+          <w:b/>
+          <w:color w:val="A8853C"/>
+          <w:sz w:val="21"/>
+          <w:szCs w:val="21"/>
+        </w:rPr>
+        <w:t xml:space="preserve">•  </w:t>
+      </w:r>
+      <w:r>
+        <w:rPr>
+          <w:color w:val="1A2330"/>
+          <w:sz w:val="21"/>
+          <w:szCs w:val="21"/>
+        </w:rPr>
+        <w:t xml:space="preserve">Accesibilidad: tamaño de letra ajustable; modo oscuro; títulos legibles y centrados.</w:t>
+      </w:r>
+    </w:p>
+    <w:p>
+      <w:pPr>
+        <w:spacing w:before="0" w:after="40"/>
+        <w:ind w:left="360"/>
+      </w:pPr>
+      <w:r>
+        <w:rPr>
+          <w:b/>
+          <w:color w:val="A8853C"/>
+          <w:sz w:val="21"/>
+          <w:szCs w:val="21"/>
+        </w:rPr>
+        <w:t xml:space="preserve">•  </w:t>
+      </w:r>
+      <w:r>
+        <w:rPr>
+          <w:color w:val="1A2330"/>
+          <w:sz w:val="21"/>
+          <w:szCs w:val="21"/>
+        </w:rPr>
+        <w:t xml:space="preserve">Notificaciones: recordatorios diarios (audiencias, plazos y tareas) por correo y push; aviso al cliente por nueva actuación (correo, push y campanita); centro de notificaciones (campanita).</w:t>
+      </w:r>
+    </w:p>
+    <w:p>
+      <w:pPr>
+        <w:spacing w:before="0" w:after="40"/>
+        <w:ind w:left="360"/>
+      </w:pPr>
+      <w:r>
+        <w:rPr>
+          <w:b/>
+          <w:color w:val="A8853C"/>
+          <w:sz w:val="21"/>
+          <w:szCs w:val="21"/>
+        </w:rPr>
+        <w:t xml:space="preserve">•  </w:t>
+      </w:r>
+      <w:r>
+        <w:rPr>
+          <w:color w:val="1A2330"/>
+          <w:sz w:val="21"/>
+          <w:szCs w:val="21"/>
+        </w:rPr>
+        <w:t xml:space="preserve">Portal del cliente: estado de cuenta descargable en PDF.</w:t>
+      </w:r>
+    </w:p>
+    <w:p>
+      <w:pPr>
         <w:spacing w:before="200" w:after="80"/>
       </w:pPr>
       <w:r>
@@ -2745,7 +2989,7 @@
           <w:sz w:val="21"/>
           <w:szCs w:val="21"/>
         </w:rPr>
-        <w:t xml:space="preserve">Base de datos: Supabase (PostgreSQL), 9 scripts SQL versionados en db/.</w:t>
+        <w:t xml:space="preserve">Base de datos: Supabase (PostgreSQL), 24 scripts SQL versionados en db/, más 2 Edge Functions (recordatorios y aviso de actuación).</w:t>
       </w:r>
     </w:p>
     <w:p>

--- a/RESUMEN-PROYECTO-LexFive.docx
+++ b/RESUMEN-PROYECTO-LexFive.docx
@@ -1128,7 +1128,7 @@
           <w:sz w:val="21"/>
           <w:szCs w:val="21"/>
         </w:rPr>
-        <w:t xml:space="preserve">10 a 24 — etapas siguientes: branding compartido y en tiempo real, gestión avanzada (tareas, plazos, honorarios y pagos), plantillas, privacidad del personal, papeleras, recibos correlativos, credenciales en la nube, registro de horas, suscripciones push y notificaciones in-app + estado de cuenta del cliente (24_notificaciones_estado_cuenta.sql).</w:t>
+        <w:t xml:space="preserve">10 a 26 — etapas siguientes: branding compartido y en tiempo real, gestión avanzada (tareas, plazos, honorarios y pagos), plantillas, privacidad del personal, papeleras, recibos correlativos, credenciales en la nube, registro de horas, suscripciones push, notificaciones in-app + estado de cuenta del cliente (24_notificaciones_estado_cuenta.sql) y registro/verificación de certificados (25_certificados.sql, 26_certificados_cuerpo.sql).</w:t>
       </w:r>
     </w:p>
     <w:p>
@@ -1833,6 +1833,29 @@
     </w:p>
     <w:p>
       <w:pPr>
+        <w:spacing w:before="0" w:after="40"/>
+        <w:ind w:left="360"/>
+      </w:pPr>
+      <w:r>
+        <w:rPr>
+          <w:b/>
+          <w:color w:val="A8853C"/>
+          <w:sz w:val="21"/>
+          <w:szCs w:val="21"/>
+        </w:rPr>
+        <w:t xml:space="preserve">•  </w:t>
+      </w:r>
+      <w:r>
+        <w:rPr>
+          <w:color w:val="1A2330"/>
+          <w:sz w:val="21"/>
+          <w:szCs w:val="21"/>
+        </w:rPr>
+        <w:t xml:space="preserve">Certificados y constancias en hoja membretada (tamaño carta) con QR de verificación contra la base de datos, registro de emitidos (búsqueda, reimprimir) y página pública de verificación de certificados.</w:t>
+      </w:r>
+    </w:p>
+    <w:p>
+      <w:pPr>
         <w:spacing w:before="200" w:after="80"/>
       </w:pPr>
       <w:r>
@@ -2989,7 +3012,7 @@
           <w:sz w:val="21"/>
           <w:szCs w:val="21"/>
         </w:rPr>
-        <w:t xml:space="preserve">Base de datos: Supabase (PostgreSQL), 24 scripts SQL versionados en db/, más 2 Edge Functions (recordatorios y aviso de actuación).</w:t>
+        <w:t xml:space="preserve">Base de datos: Supabase (PostgreSQL), 26 scripts SQL versionados en db/, más 2 Edge Functions (recordatorios y aviso de actuación).</w:t>
       </w:r>
     </w:p>
     <w:p>

--- a/RESUMEN-PROYECTO-LexFive.docx
+++ b/RESUMEN-PROYECTO-LexFive.docx
@@ -1852,6 +1852,29 @@
           <w:szCs w:val="21"/>
         </w:rPr>
         <w:t xml:space="preserve">Certificados y constancias en hoja membretada (tamaño carta) con QR de verificación contra la base de datos, registro de emitidos (búsqueda, reimprimir) y página pública de verificación de certificados.</w:t>
+      </w:r>
+    </w:p>
+    <w:p>
+      <w:pPr>
+        <w:spacing w:before="0" w:after="40"/>
+        <w:ind w:left="360"/>
+      </w:pPr>
+      <w:r>
+        <w:rPr>
+          <w:b/>
+          <w:color w:val="A8853C"/>
+          <w:sz w:val="21"/>
+          <w:szCs w:val="21"/>
+        </w:rPr>
+        <w:t xml:space="preserve">•  </w:t>
+      </w:r>
+      <w:r>
+        <w:rPr>
+          <w:color w:val="1A2330"/>
+          <w:sz w:val="21"/>
+          <w:szCs w:val="21"/>
+        </w:rPr>
+        <w:t xml:space="preserve">Pestaña «Sitio web» (admin y abogados): control sin código de la imagen principal (hero), la imagen de «Sobre el bufete», el patrón de fondo (binario/circuito/líneas/ninguno) y una imagen de fondo del encabezado con capa oscura automática; todo sincronizado con la web pública vía branding.</w:t>
       </w:r>
     </w:p>
     <w:p>
